--- a/Word file/Banking Application Questions.docx
+++ b/Word file/Banking Application Questions.docx
@@ -4288,21 +4288,142 @@
           </wp:inline>
         </w:drawing>
       </w:r>
+    </w:p>
+    <w:p>
+      <w:pPr>
+        <w:ind w:left="350" w:firstLine="0"/>
+      </w:pPr>
+    </w:p>
+    <w:p>
+      <w:pPr>
+        <w:pStyle w:val="Heading1"/>
+        <w:ind w:left="-5"/>
+      </w:pPr>
+      <w:r>
+        <w:t>Part 14 - Final Console Banking App</w:t>
+      </w:r>
+    </w:p>
+    <w:p>
+      <w:pPr>
+        <w:numPr>
+          <w:ilvl w:val="0"/>
+          <w:numId w:val="14"/>
+        </w:numPr>
+        <w:ind w:hanging="350"/>
+      </w:pPr>
+      <w:r>
+        <w:t>Can the user create or view an account?</w:t>
+      </w:r>
+    </w:p>
+    <w:p>
+      <w:pPr>
+        <w:ind w:left="350" w:firstLine="0"/>
+      </w:pPr>
+      <w:r>
+        <w:t>yes</w:t>
+      </w:r>
+    </w:p>
+    <w:p>
+      <w:pPr>
+        <w:numPr>
+          <w:ilvl w:val="0"/>
+          <w:numId w:val="14"/>
+        </w:numPr>
+        <w:ind w:hanging="350"/>
+      </w:pPr>
+      <w:r>
+        <w:t>Can the user check the balance?</w:t>
+      </w:r>
+    </w:p>
+    <w:p>
+      <w:pPr>
+        <w:ind w:left="350" w:firstLine="0"/>
+      </w:pPr>
+      <w:r>
+        <w:t>yes</w:t>
+      </w:r>
+    </w:p>
+    <w:p>
+      <w:pPr>
+        <w:numPr>
+          <w:ilvl w:val="0"/>
+          <w:numId w:val="14"/>
+        </w:numPr>
+        <w:ind w:hanging="350"/>
+      </w:pPr>
+      <w:r>
+        <w:t>Can the user deposit money?</w:t>
+      </w:r>
+    </w:p>
+    <w:p>
+      <w:pPr>
+        <w:ind w:left="350" w:firstLine="0"/>
+      </w:pPr>
+      <w:r>
+        <w:lastRenderedPageBreak/>
+        <w:t>yes</w:t>
+      </w:r>
+    </w:p>
+    <w:p>
+      <w:pPr>
+        <w:numPr>
+          <w:ilvl w:val="0"/>
+          <w:numId w:val="14"/>
+        </w:numPr>
+        <w:ind w:hanging="350"/>
+      </w:pPr>
+      <w:r>
+        <w:t>Can the user withdraw money?</w:t>
+      </w:r>
+    </w:p>
+    <w:p>
+      <w:pPr>
+        <w:ind w:left="350" w:firstLine="0"/>
+      </w:pPr>
+      <w:r>
+        <w:t>yes</w:t>
+      </w:r>
+    </w:p>
+    <w:p>
+      <w:pPr>
+        <w:numPr>
+          <w:ilvl w:val="0"/>
+          <w:numId w:val="14"/>
+        </w:numPr>
+        <w:ind w:hanging="350"/>
+      </w:pPr>
+      <w:r>
+        <w:t>Can the user view transaction history?</w:t>
+      </w:r>
+    </w:p>
+    <w:p>
+      <w:pPr>
+        <w:ind w:left="350" w:firstLine="0"/>
+      </w:pPr>
+      <w:r>
+        <w:t>yes</w:t>
+      </w:r>
       <w:bookmarkStart w:id="0" w:name="_GoBack"/>
       <w:bookmarkEnd w:id="0"/>
     </w:p>
     <w:p>
       <w:pPr>
+        <w:numPr>
+          <w:ilvl w:val="0"/>
+          <w:numId w:val="14"/>
+        </w:numPr>
+        <w:ind w:hanging="350"/>
+      </w:pPr>
+      <w:r>
+        <w:t>Can the user exit the application?</w:t>
+      </w:r>
+    </w:p>
+    <w:p>
+      <w:pPr>
         <w:ind w:left="350" w:firstLine="0"/>
       </w:pPr>
-    </w:p>
-    <w:p>
-      <w:pPr>
-        <w:pStyle w:val="Heading1"/>
-        <w:ind w:left="-5"/>
-      </w:pPr>
-      <w:r>
-        <w:t>Part 14 - Final Console Banking App</w:t>
+      <w:r>
+        <w:t>yes</w:t>
       </w:r>
     </w:p>
     <w:p>
@@ -4314,7 +4435,15 @@
         <w:ind w:hanging="350"/>
       </w:pPr>
       <w:r>
-        <w:t>Can the user create or view an account?</w:t>
+        <w:t>Does the application handle invalid menu options?</w:t>
+      </w:r>
+    </w:p>
+    <w:p>
+      <w:pPr>
+        <w:ind w:left="350" w:firstLine="0"/>
+      </w:pPr>
+      <w:r>
+        <w:t>yes</w:t>
       </w:r>
     </w:p>
     <w:p>
@@ -4326,80 +4455,15 @@
         <w:ind w:hanging="350"/>
       </w:pPr>
       <w:r>
-        <w:t>Can the user check the balance?</w:t>
-      </w:r>
-    </w:p>
-    <w:p>
-      <w:pPr>
-        <w:numPr>
-          <w:ilvl w:val="0"/>
-          <w:numId w:val="14"/>
-        </w:numPr>
-        <w:ind w:hanging="350"/>
-      </w:pPr>
-      <w:r>
-        <w:t>Can the user deposit money?</w:t>
-      </w:r>
-    </w:p>
-    <w:p>
-      <w:pPr>
-        <w:numPr>
-          <w:ilvl w:val="0"/>
-          <w:numId w:val="14"/>
-        </w:numPr>
-        <w:ind w:hanging="350"/>
-      </w:pPr>
-      <w:r>
-        <w:t>Can the user withdraw money?</w:t>
-      </w:r>
-    </w:p>
-    <w:p>
-      <w:pPr>
-        <w:numPr>
-          <w:ilvl w:val="0"/>
-          <w:numId w:val="14"/>
-        </w:numPr>
-        <w:ind w:hanging="350"/>
-      </w:pPr>
-      <w:r>
-        <w:t>Can the user view transaction history?</w:t>
-      </w:r>
-    </w:p>
-    <w:p>
-      <w:pPr>
-        <w:numPr>
-          <w:ilvl w:val="0"/>
-          <w:numId w:val="14"/>
-        </w:numPr>
-        <w:ind w:hanging="350"/>
-      </w:pPr>
-      <w:r>
-        <w:lastRenderedPageBreak/>
-        <w:t>Can the user exit the application?</w:t>
-      </w:r>
-    </w:p>
-    <w:p>
-      <w:pPr>
-        <w:numPr>
-          <w:ilvl w:val="0"/>
-          <w:numId w:val="14"/>
-        </w:numPr>
-        <w:ind w:hanging="350"/>
-      </w:pPr>
-      <w:r>
-        <w:t>Does the application handle invalid menu options?</w:t>
-      </w:r>
-    </w:p>
-    <w:p>
-      <w:pPr>
-        <w:numPr>
-          <w:ilvl w:val="0"/>
-          <w:numId w:val="14"/>
-        </w:numPr>
-        <w:ind w:hanging="350"/>
-      </w:pPr>
-      <w:r>
         <w:t>Does the application handle invalid money values?</w:t>
+      </w:r>
+    </w:p>
+    <w:p>
+      <w:pPr>
+        <w:ind w:left="350" w:firstLine="0"/>
+      </w:pPr>
+      <w:r>
+        <w:t>yes</w:t>
       </w:r>
     </w:p>
     <w:p>
@@ -4413,6 +4477,15 @@
       </w:pPr>
       <w:r>
         <w:t>Is the banking logic separated from the console display logic?</w:t>
+      </w:r>
+    </w:p>
+    <w:p>
+      <w:pPr>
+        <w:spacing w:after="434"/>
+        <w:ind w:left="350" w:firstLine="0"/>
+      </w:pPr>
+      <w:r>
+        <w:t>yes</w:t>
       </w:r>
     </w:p>
     <w:p>
